--- a/docx/209.Tìm kiếm thông báo_SRS_AI_Generated.docx
+++ b/docx/209.Tìm kiếm thông báo_SRS_AI_Generated.docx
@@ -499,7 +499,7 @@
                 <w:sz w:val="18"/>
                 <w:szCs w:val="18"/>
               </w:rPr>
-              <w:t xml:space="preserve">Input field full-width (hoặc 60% width trên desktop), height 40px, border-radius 8px, border #E2E8F0. Focus: border-color #3182CE + box-shadow. Icon kính lúp 🔍 bên trái (16px, màu #A0AEC0). Padding-left 40px để tránh đè icon.</w:t>
+              <w:t xml:space="preserve">Input field full-width (hoặc 60% width trên desktop), height 40px, border-radius 8px, border #E2E8F0. Focus: border-color #3182CE + box-shadow. biểu tượng kính lúp 🔍 bên trái (16px, màu #A0AEC0). Padding-left 40px để tránh đè biểu tượng.</w:t>
             </w:r>
           </w:p>
         </w:tc>
@@ -604,7 +604,7 @@
                 <w:sz w:val="18"/>
                 <w:szCs w:val="18"/>
               </w:rPr>
-              <w:t xml:space="preserve">Icon X tròn bên phải input, hiển thị khi input có nội dung (length &gt; 0). Click → xóa nội dung input → reset kết quả về danh sách đầy đủ. Size 16px, màu #A0AEC0.</w:t>
+              <w:t xml:space="preserve">biểu tượng X tròn bên phải input, hiển thị khi input có nội dung (length &gt; 0). Click → xóa nội dung input → reset kết quả về danh sách đầy đủ. Size 16px, màu #A0AEC0.</w:t>
             </w:r>
           </w:p>
         </w:tc>
@@ -814,7 +814,7 @@
                 <w:sz w:val="18"/>
                 <w:szCs w:val="18"/>
               </w:rPr>
-              <w:t xml:space="preserve">Spinner nhỏ (16px) thay thế icon kính lúp khi đang gọi API tìm kiếm. Hiển thị khi có debounce request đang chạy.</w:t>
+              <w:t xml:space="preserve">Spinner nhỏ (16px) thay thế biểu tượng kính lúp khi đang gọi API tìm kiếm. Hiển thị khi có debounce request đang chạy.</w:t>
             </w:r>
           </w:p>
         </w:tc>
@@ -1228,7 +1228,7 @@
                 <w:sz w:val="18"/>
                 <w:szCs w:val="18"/>
               </w:rPr>
-              <w:t xml:space="preserve">Click icon X → xóa keyword → reset về danh sách đầy đủ (hoặc filtered list nếu đang áp dụng filter UC210).</w:t>
+              <w:t xml:space="preserve">Click biểu tượng X → xóa keyword → reset về danh sách đầy đủ (hoặc filtered list nếu đang áp dụng filter UC210).</w:t>
             </w:r>
           </w:p>
         </w:tc>
@@ -1860,7 +1860,7 @@
                 <w:sz w:val="18"/>
                 <w:szCs w:val="18"/>
               </w:rPr>
-              <w:t xml:space="preserve">Hiển thị các thông báo khớp với từ khóa tìm kiếm. Cấu trúc mỗi item giống UC203.MH02 (checkbox, icon loại, tiêu đề, nội dung tóm tắt, thời gian, sao, context menu).</w:t>
+              <w:t xml:space="preserve">Hiển thị các thông báo khớp với từ khóa tìm kiếm. Cấu trúc mỗi item giống UC203.MH02 (hộp kiểm, biểu tượng loại, tiêu đề, nội dung tóm tắt, thời gian, sao, context menu).</w:t>
             </w:r>
           </w:p>
         </w:tc>
@@ -2190,7 +2190,7 @@
                 <w:sz w:val="18"/>
                 <w:szCs w:val="18"/>
               </w:rPr>
-              <w:t xml:space="preserve">Khi không tìm thấy kết quả: Icon kính lúp lớn xám + "Không tìm thấy thông báo nào cho </w:t>
+              <w:t xml:space="preserve">Khi không tìm thấy kết quả: biểu tượng kính lúp lớn xám + "Không tìm thấy thông báo nào cho </w:t>
             </w:r>
             <w:r>
               <w:rPr>
@@ -2311,7 +2311,7 @@
                 <w:sz w:val="18"/>
                 <w:szCs w:val="18"/>
               </w:rPr>
-              <w:t xml:space="preserve">Dropdown sắp xếp kết quả: "Liên quan nhất" (relevance score, mặc định khi tìm kiếm), "Mới nhất", "Cũ nhất".</w:t>
+              <w:t xml:space="preserve">danh sách thả xuống sắp xếp kết quả: "Liên quan nhất" (relevance score, mặc định khi tìm kiếm), "Mới nhất", "Cũ nhất".</w:t>
             </w:r>
           </w:p>
         </w:tc>
@@ -2980,7 +2980,7 @@
                 <w:sz w:val="18"/>
                 <w:szCs w:val="18"/>
               </w:rPr>
-              <w:t xml:space="preserve">Khi click vào ô tìm kiếm trống → hiện dropdown lịch sử 5 từ khóa gần đây (lưu localStorage). Click vào lịch sử để tìm kiếm lại. Có thể xóa từng mục lịch sử bằng icon X.</w:t>
+              <w:t xml:space="preserve">Khi click vào ô tìm kiếm trống → hiện danh sách thả xuống lịch sử 5 từ khóa gần đây (lưu localStorage). Click vào lịch sử để tìm kiếm lại. Có thể xóa từng mục lịch sử bằng biểu tượng X.</w:t>
             </w:r>
           </w:p>
         </w:tc>
